--- a/src/ReaderApp/data/2024_sem2/19.03.25/Orar_An_III Lic.docx
+++ b/src/ReaderApp/data/2024_sem2/19.03.25/Orar_An_III Lic.docx
@@ -29,12 +29,6 @@
         <w:gridCol w:w="2573"/>
       </w:tblGrid>
       <w:tr>
-        <w:tblPrEx>
-          <w:tblCellMar>
-            <w:top w:w="0" w:type="dxa"/>
-            <w:bottom w:w="0" w:type="dxa"/>
-          </w:tblCellMar>
-        </w:tblPrEx>
         <w:trPr>
           <w:cantSplit/>
           <w:trHeight w:hRule="exact" w:val="560"/>
@@ -108,36 +102,23 @@
                 <w:b/>
                 <w:sz w:val="40"/>
               </w:rPr>
-              <w:t>M2201(ro)</w:t>
-            </w:r>
-          </w:p>
-        </w:tc>
-        <w:tc>
-          <w:tcPr>
-            <w:tcW w:w="2573" w:type="dxa"/>
-            <w:tcBorders>
-              <w:top w:val="single" w:sz="24" w:space="0" w:color="auto"/>
-              <w:left w:val="single" w:sz="4" w:space="0" w:color="auto"/>
-              <w:bottom w:val="single" w:sz="24" w:space="0" w:color="auto"/>
-              <w:right w:val="single" w:sz="4" w:space="0" w:color="auto"/>
-            </w:tcBorders>
-            <w:vAlign w:val="center"/>
-          </w:tcPr>
-          <w:p>
-            <w:pPr>
-              <w:ind w:left="-113" w:right="-113"/>
-              <w:jc w:val="center"/>
+              <w:t>M2201(</w:t>
+            </w:r>
+            <w:proofErr w:type="spellStart"/>
+            <w:r>
               <w:rPr>
                 <w:b/>
                 <w:sz w:val="40"/>
               </w:rPr>
-            </w:pPr>
+              <w:t>ro</w:t>
+            </w:r>
+            <w:proofErr w:type="spellEnd"/>
             <w:r>
               <w:rPr>
                 <w:b/>
                 <w:sz w:val="40"/>
               </w:rPr>
-              <w:t>I2201(ro)</w:t>
+              <w:t>)</w:t>
             </w:r>
           </w:p>
         </w:tc>
@@ -166,36 +147,23 @@
                 <w:b/>
                 <w:sz w:val="40"/>
               </w:rPr>
-              <w:t>IA2201(ro)</w:t>
-            </w:r>
-          </w:p>
-        </w:tc>
-        <w:tc>
-          <w:tcPr>
-            <w:tcW w:w="2573" w:type="dxa"/>
-            <w:tcBorders>
-              <w:top w:val="single" w:sz="24" w:space="0" w:color="auto"/>
-              <w:left w:val="single" w:sz="4" w:space="0" w:color="auto"/>
-              <w:bottom w:val="single" w:sz="24" w:space="0" w:color="auto"/>
-              <w:right w:val="single" w:sz="4" w:space="0" w:color="auto"/>
-            </w:tcBorders>
-            <w:vAlign w:val="center"/>
-          </w:tcPr>
-          <w:p>
-            <w:pPr>
-              <w:ind w:left="-113" w:right="-113"/>
-              <w:jc w:val="center"/>
+              <w:t>I2201(</w:t>
+            </w:r>
+            <w:proofErr w:type="spellStart"/>
+            <w:r>
               <w:rPr>
                 <w:b/>
                 <w:sz w:val="40"/>
               </w:rPr>
-            </w:pPr>
+              <w:t>ro</w:t>
+            </w:r>
+            <w:proofErr w:type="spellEnd"/>
             <w:r>
               <w:rPr>
                 <w:b/>
                 <w:sz w:val="40"/>
               </w:rPr>
-              <w:t>I2202(ru)</w:t>
+              <w:t>)</w:t>
             </w:r>
           </w:p>
         </w:tc>
@@ -224,18 +192,118 @@
                 <w:b/>
                 <w:sz w:val="40"/>
               </w:rPr>
-              <w:t>IA2202(ru)</w:t>
+              <w:t>IA2201(</w:t>
+            </w:r>
+            <w:proofErr w:type="spellStart"/>
+            <w:r>
+              <w:rPr>
+                <w:b/>
+                <w:sz w:val="40"/>
+              </w:rPr>
+              <w:t>ro</w:t>
+            </w:r>
+            <w:proofErr w:type="spellEnd"/>
+            <w:r>
+              <w:rPr>
+                <w:b/>
+                <w:sz w:val="40"/>
+              </w:rPr>
+              <w:t>)</w:t>
+            </w:r>
+          </w:p>
+        </w:tc>
+        <w:tc>
+          <w:tcPr>
+            <w:tcW w:w="2573" w:type="dxa"/>
+            <w:tcBorders>
+              <w:top w:val="single" w:sz="24" w:space="0" w:color="auto"/>
+              <w:left w:val="single" w:sz="4" w:space="0" w:color="auto"/>
+              <w:bottom w:val="single" w:sz="24" w:space="0" w:color="auto"/>
+              <w:right w:val="single" w:sz="4" w:space="0" w:color="auto"/>
+            </w:tcBorders>
+            <w:vAlign w:val="center"/>
+          </w:tcPr>
+          <w:p>
+            <w:pPr>
+              <w:ind w:left="-113" w:right="-113"/>
+              <w:jc w:val="center"/>
+              <w:rPr>
+                <w:b/>
+                <w:sz w:val="40"/>
+              </w:rPr>
+            </w:pPr>
+            <w:r>
+              <w:rPr>
+                <w:b/>
+                <w:sz w:val="40"/>
+              </w:rPr>
+              <w:t>I2202(</w:t>
+            </w:r>
+            <w:proofErr w:type="spellStart"/>
+            <w:r>
+              <w:rPr>
+                <w:b/>
+                <w:sz w:val="40"/>
+              </w:rPr>
+              <w:t>ru</w:t>
+            </w:r>
+            <w:proofErr w:type="spellEnd"/>
+            <w:r>
+              <w:rPr>
+                <w:b/>
+                <w:sz w:val="40"/>
+              </w:rPr>
+              <w:t>)</w:t>
+            </w:r>
+          </w:p>
+        </w:tc>
+        <w:tc>
+          <w:tcPr>
+            <w:tcW w:w="2573" w:type="dxa"/>
+            <w:tcBorders>
+              <w:top w:val="single" w:sz="24" w:space="0" w:color="auto"/>
+              <w:left w:val="single" w:sz="4" w:space="0" w:color="auto"/>
+              <w:bottom w:val="single" w:sz="24" w:space="0" w:color="auto"/>
+              <w:right w:val="single" w:sz="4" w:space="0" w:color="auto"/>
+            </w:tcBorders>
+            <w:vAlign w:val="center"/>
+          </w:tcPr>
+          <w:p>
+            <w:pPr>
+              <w:ind w:left="-113" w:right="-113"/>
+              <w:jc w:val="center"/>
+              <w:rPr>
+                <w:b/>
+                <w:sz w:val="40"/>
+              </w:rPr>
+            </w:pPr>
+            <w:r>
+              <w:rPr>
+                <w:b/>
+                <w:sz w:val="40"/>
+              </w:rPr>
+              <w:t>IA2202(</w:t>
+            </w:r>
+            <w:proofErr w:type="spellStart"/>
+            <w:r>
+              <w:rPr>
+                <w:b/>
+                <w:sz w:val="40"/>
+              </w:rPr>
+              <w:t>ru</w:t>
+            </w:r>
+            <w:proofErr w:type="spellEnd"/>
+            <w:r>
+              <w:rPr>
+                <w:b/>
+                <w:sz w:val="40"/>
+              </w:rPr>
+              <w:t>)</w:t>
             </w:r>
           </w:p>
         </w:tc>
       </w:tr>
       <w:tr>
-        <w:tblPrEx>
-          <w:tblCellMar>
-            <w:top w:w="0" w:type="dxa"/>
-            <w:bottom w:w="0" w:type="dxa"/>
-          </w:tblCellMar>
-        </w:tblPrEx>
         <w:trPr>
           <w:cantSplit/>
           <w:trHeight w:hRule="exact" w:val="1199"/>
@@ -262,6 +330,7 @@
                 <w:lang w:val="ro-RO"/>
               </w:rPr>
             </w:pPr>
+            <w:proofErr w:type="spellStart"/>
             <w:r>
               <w:rPr>
                 <w:b/>
@@ -269,6 +338,7 @@
               </w:rPr>
               <w:t>Luni</w:t>
             </w:r>
+            <w:proofErr w:type="spellEnd"/>
           </w:p>
         </w:tc>
         <w:tc>
@@ -404,12 +474,6 @@
         </w:tc>
       </w:tr>
       <w:tr>
-        <w:tblPrEx>
-          <w:tblCellMar>
-            <w:top w:w="0" w:type="dxa"/>
-            <w:bottom w:w="0" w:type="dxa"/>
-          </w:tblCellMar>
-        </w:tblPrEx>
         <w:trPr>
           <w:cantSplit/>
           <w:trHeight w:val="1155"/>
@@ -624,12 +688,6 @@
         </w:tc>
       </w:tr>
       <w:tr>
-        <w:tblPrEx>
-          <w:tblCellMar>
-            <w:top w:w="0" w:type="dxa"/>
-            <w:bottom w:w="0" w:type="dxa"/>
-          </w:tblCellMar>
-        </w:tblPrEx>
         <w:trPr>
           <w:cantSplit/>
           <w:trHeight w:hRule="exact" w:val="601"/>
@@ -1026,12 +1084,6 @@
         </w:tc>
       </w:tr>
       <w:tr>
-        <w:tblPrEx>
-          <w:tblCellMar>
-            <w:top w:w="0" w:type="dxa"/>
-            <w:bottom w:w="0" w:type="dxa"/>
-          </w:tblCellMar>
-        </w:tblPrEx>
         <w:trPr>
           <w:cantSplit/>
           <w:trHeight w:hRule="exact" w:val="529"/>
@@ -1187,12 +1239,6 @@
         </w:tc>
       </w:tr>
       <w:tr>
-        <w:tblPrEx>
-          <w:tblCellMar>
-            <w:top w:w="0" w:type="dxa"/>
-            <w:bottom w:w="0" w:type="dxa"/>
-          </w:tblCellMar>
-        </w:tblPrEx>
         <w:trPr>
           <w:cantSplit/>
           <w:trHeight w:hRule="exact" w:val="1140"/>
@@ -1479,12 +1525,6 @@
         </w:tc>
       </w:tr>
       <w:tr>
-        <w:tblPrEx>
-          <w:tblCellMar>
-            <w:top w:w="0" w:type="dxa"/>
-            <w:bottom w:w="0" w:type="dxa"/>
-          </w:tblCellMar>
-        </w:tblPrEx>
         <w:trPr>
           <w:cantSplit/>
           <w:trHeight w:hRule="exact" w:val="614"/>
@@ -1511,6 +1551,7 @@
                 <w:sz w:val="40"/>
               </w:rPr>
             </w:pPr>
+            <w:proofErr w:type="spellStart"/>
             <w:r>
               <w:rPr>
                 <w:b/>
@@ -1518,6 +1559,7 @@
               </w:rPr>
               <w:t>Marţi</w:t>
             </w:r>
+            <w:proofErr w:type="spellEnd"/>
           </w:p>
         </w:tc>
         <w:tc>
@@ -1836,12 +1878,6 @@
         </w:tc>
       </w:tr>
       <w:tr>
-        <w:tblPrEx>
-          <w:tblCellMar>
-            <w:top w:w="0" w:type="dxa"/>
-            <w:bottom w:w="0" w:type="dxa"/>
-          </w:tblCellMar>
-        </w:tblPrEx>
         <w:trPr>
           <w:cantSplit/>
           <w:trHeight w:hRule="exact" w:val="476"/>
@@ -2002,12 +2038,6 @@
         </w:tc>
       </w:tr>
       <w:tr>
-        <w:tblPrEx>
-          <w:tblCellMar>
-            <w:top w:w="0" w:type="dxa"/>
-            <w:bottom w:w="0" w:type="dxa"/>
-          </w:tblCellMar>
-        </w:tblPrEx>
         <w:trPr>
           <w:cantSplit/>
           <w:trHeight w:hRule="exact" w:val="1140"/>
@@ -2298,12 +2328,6 @@
         </w:tc>
       </w:tr>
       <w:tr>
-        <w:tblPrEx>
-          <w:tblCellMar>
-            <w:top w:w="0" w:type="dxa"/>
-            <w:bottom w:w="0" w:type="dxa"/>
-          </w:tblCellMar>
-        </w:tblPrEx>
         <w:trPr>
           <w:cantSplit/>
           <w:trHeight w:hRule="exact" w:val="1140"/>
@@ -2525,12 +2549,6 @@
         </w:tc>
       </w:tr>
       <w:tr>
-        <w:tblPrEx>
-          <w:tblCellMar>
-            <w:top w:w="0" w:type="dxa"/>
-            <w:bottom w:w="0" w:type="dxa"/>
-          </w:tblCellMar>
-        </w:tblPrEx>
         <w:trPr>
           <w:cantSplit/>
           <w:trHeight w:val="1140"/>
@@ -2798,12 +2816,6 @@
         <w:gridCol w:w="2580"/>
       </w:tblGrid>
       <w:tr>
-        <w:tblPrEx>
-          <w:tblCellMar>
-            <w:top w:w="0" w:type="dxa"/>
-            <w:bottom w:w="0" w:type="dxa"/>
-          </w:tblCellMar>
-        </w:tblPrEx>
         <w:trPr>
           <w:cantSplit/>
           <w:trHeight w:hRule="exact" w:val="680"/>
@@ -2829,6 +2841,7 @@
                 <w:sz w:val="40"/>
               </w:rPr>
             </w:pPr>
+            <w:proofErr w:type="spellStart"/>
             <w:r>
               <w:rPr>
                 <w:b/>
@@ -2836,6 +2849,7 @@
               </w:rPr>
               <w:t>Miercuri</w:t>
             </w:r>
+            <w:proofErr w:type="spellEnd"/>
           </w:p>
         </w:tc>
         <w:tc>
@@ -3025,12 +3039,6 @@
         </w:tc>
       </w:tr>
       <w:tr>
-        <w:tblPrEx>
-          <w:tblCellMar>
-            <w:top w:w="0" w:type="dxa"/>
-            <w:bottom w:w="0" w:type="dxa"/>
-          </w:tblCellMar>
-        </w:tblPrEx>
         <w:trPr>
           <w:cantSplit/>
           <w:trHeight w:hRule="exact" w:val="703"/>
@@ -3215,12 +3223,6 @@
         </w:tc>
       </w:tr>
       <w:tr>
-        <w:tblPrEx>
-          <w:tblCellMar>
-            <w:top w:w="0" w:type="dxa"/>
-            <w:bottom w:w="0" w:type="dxa"/>
-          </w:tblCellMar>
-        </w:tblPrEx>
         <w:trPr>
           <w:cantSplit/>
           <w:trHeight w:val="1162"/>
@@ -3302,12 +3304,37 @@
                 <w:szCs w:val="28"/>
               </w:rPr>
             </w:pPr>
-            <w:r>
-              <w:rPr>
-                <w:sz w:val="28"/>
-                <w:szCs w:val="28"/>
-              </w:rPr>
-              <w:t>Inele și module</w:t>
+            <w:proofErr w:type="spellStart"/>
+            <w:r>
+              <w:rPr>
+                <w:sz w:val="28"/>
+                <w:szCs w:val="28"/>
+              </w:rPr>
+              <w:t>Inele</w:t>
+            </w:r>
+            <w:proofErr w:type="spellEnd"/>
+            <w:r>
+              <w:rPr>
+                <w:sz w:val="28"/>
+                <w:szCs w:val="28"/>
+              </w:rPr>
+              <w:t xml:space="preserve"> </w:t>
+            </w:r>
+            <w:proofErr w:type="spellStart"/>
+            <w:r>
+              <w:rPr>
+                <w:sz w:val="28"/>
+                <w:szCs w:val="28"/>
+              </w:rPr>
+              <w:t>și</w:t>
+            </w:r>
+            <w:proofErr w:type="spellEnd"/>
+            <w:r>
+              <w:rPr>
+                <w:sz w:val="28"/>
+                <w:szCs w:val="28"/>
+              </w:rPr>
+              <w:t xml:space="preserve"> module</w:t>
             </w:r>
           </w:p>
           <w:p>
@@ -3335,6 +3362,7 @@
                 <w:lang w:val="it-IT"/>
               </w:rPr>
             </w:pPr>
+            <w:proofErr w:type="spellStart"/>
             <w:r>
               <w:rPr>
                 <w:sz w:val="28"/>
@@ -3348,7 +3376,15 @@
                 <w:sz w:val="28"/>
                 <w:szCs w:val="28"/>
               </w:rPr>
-              <w:t>Popa  419</w:t>
+              <w:t>Popa</w:t>
+            </w:r>
+            <w:proofErr w:type="spellEnd"/>
+            <w:r>
+              <w:rPr>
+                <w:sz w:val="28"/>
+                <w:szCs w:val="28"/>
+              </w:rPr>
+              <w:t xml:space="preserve">  419</w:t>
             </w:r>
             <w:proofErr w:type="gramEnd"/>
             <w:r>
@@ -3484,12 +3520,6 @@
         </w:tc>
       </w:tr>
       <w:tr>
-        <w:tblPrEx>
-          <w:tblCellMar>
-            <w:top w:w="0" w:type="dxa"/>
-            <w:bottom w:w="0" w:type="dxa"/>
-          </w:tblCellMar>
-        </w:tblPrEx>
         <w:trPr>
           <w:cantSplit/>
           <w:trHeight w:hRule="exact" w:val="538"/>
@@ -3572,38 +3602,80 @@
                 <w:szCs w:val="28"/>
               </w:rPr>
             </w:pPr>
-            <w:r>
-              <w:rPr>
-                <w:sz w:val="28"/>
-                <w:szCs w:val="28"/>
-              </w:rPr>
-              <w:t>Inele și module</w:t>
-            </w:r>
-          </w:p>
-          <w:p>
-            <w:pPr>
-              <w:jc w:val="center"/>
-              <w:rPr>
-                <w:sz w:val="28"/>
-                <w:szCs w:val="28"/>
-              </w:rPr>
-            </w:pPr>
-            <w:r>
-              <w:rPr>
-                <w:sz w:val="28"/>
-                <w:szCs w:val="28"/>
-              </w:rPr>
-              <w:t>(sem)</w:t>
-            </w:r>
-          </w:p>
-          <w:p>
-            <w:pPr>
-              <w:jc w:val="center"/>
-              <w:rPr>
-                <w:sz w:val="28"/>
-                <w:szCs w:val="28"/>
-              </w:rPr>
-            </w:pPr>
+            <w:proofErr w:type="spellStart"/>
+            <w:r>
+              <w:rPr>
+                <w:sz w:val="28"/>
+                <w:szCs w:val="28"/>
+              </w:rPr>
+              <w:t>Inele</w:t>
+            </w:r>
+            <w:proofErr w:type="spellEnd"/>
+            <w:r>
+              <w:rPr>
+                <w:sz w:val="28"/>
+                <w:szCs w:val="28"/>
+              </w:rPr>
+              <w:t xml:space="preserve"> </w:t>
+            </w:r>
+            <w:proofErr w:type="spellStart"/>
+            <w:r>
+              <w:rPr>
+                <w:sz w:val="28"/>
+                <w:szCs w:val="28"/>
+              </w:rPr>
+              <w:t>și</w:t>
+            </w:r>
+            <w:proofErr w:type="spellEnd"/>
+            <w:r>
+              <w:rPr>
+                <w:sz w:val="28"/>
+                <w:szCs w:val="28"/>
+              </w:rPr>
+              <w:t xml:space="preserve"> module</w:t>
+            </w:r>
+          </w:p>
+          <w:p>
+            <w:pPr>
+              <w:jc w:val="center"/>
+              <w:rPr>
+                <w:sz w:val="28"/>
+                <w:szCs w:val="28"/>
+              </w:rPr>
+            </w:pPr>
+            <w:r>
+              <w:rPr>
+                <w:sz w:val="28"/>
+                <w:szCs w:val="28"/>
+              </w:rPr>
+              <w:t>(</w:t>
+            </w:r>
+            <w:proofErr w:type="spellStart"/>
+            <w:r>
+              <w:rPr>
+                <w:sz w:val="28"/>
+                <w:szCs w:val="28"/>
+              </w:rPr>
+              <w:t>sem</w:t>
+            </w:r>
+            <w:proofErr w:type="spellEnd"/>
+            <w:r>
+              <w:rPr>
+                <w:sz w:val="28"/>
+                <w:szCs w:val="28"/>
+              </w:rPr>
+              <w:t>)</w:t>
+            </w:r>
+          </w:p>
+          <w:p>
+            <w:pPr>
+              <w:jc w:val="center"/>
+              <w:rPr>
+                <w:sz w:val="28"/>
+                <w:szCs w:val="28"/>
+              </w:rPr>
+            </w:pPr>
+            <w:proofErr w:type="spellStart"/>
             <w:r>
               <w:rPr>
                 <w:sz w:val="28"/>
@@ -3617,7 +3689,15 @@
                 <w:sz w:val="28"/>
                 <w:szCs w:val="28"/>
               </w:rPr>
-              <w:t>Popa  419</w:t>
+              <w:t>Popa</w:t>
+            </w:r>
+            <w:proofErr w:type="spellEnd"/>
+            <w:r>
+              <w:rPr>
+                <w:sz w:val="28"/>
+                <w:szCs w:val="28"/>
+              </w:rPr>
+              <w:t xml:space="preserve">  419</w:t>
             </w:r>
             <w:proofErr w:type="gramEnd"/>
             <w:r>
@@ -3810,12 +3890,6 @@
         </w:tc>
       </w:tr>
       <w:tr>
-        <w:tblPrEx>
-          <w:tblCellMar>
-            <w:top w:w="0" w:type="dxa"/>
-            <w:bottom w:w="0" w:type="dxa"/>
-          </w:tblCellMar>
-        </w:tblPrEx>
         <w:trPr>
           <w:cantSplit/>
           <w:trHeight w:hRule="exact" w:val="128"/>
@@ -3961,12 +4035,6 @@
         </w:tc>
       </w:tr>
       <w:tr>
-        <w:tblPrEx>
-          <w:tblCellMar>
-            <w:top w:w="0" w:type="dxa"/>
-            <w:bottom w:w="0" w:type="dxa"/>
-          </w:tblCellMar>
-        </w:tblPrEx>
         <w:trPr>
           <w:cantSplit/>
           <w:trHeight w:hRule="exact" w:val="532"/>
@@ -4153,12 +4221,6 @@
         </w:tc>
       </w:tr>
       <w:tr>
-        <w:tblPrEx>
-          <w:tblCellMar>
-            <w:top w:w="0" w:type="dxa"/>
-            <w:bottom w:w="0" w:type="dxa"/>
-          </w:tblCellMar>
-        </w:tblPrEx>
         <w:trPr>
           <w:cantSplit/>
           <w:trHeight w:hRule="exact" w:val="1140"/>
@@ -4476,12 +4538,6 @@
         </w:tc>
       </w:tr>
       <w:tr>
-        <w:tblPrEx>
-          <w:tblCellMar>
-            <w:top w:w="0" w:type="dxa"/>
-            <w:bottom w:w="0" w:type="dxa"/>
-          </w:tblCellMar>
-        </w:tblPrEx>
         <w:trPr>
           <w:cantSplit/>
           <w:trHeight w:hRule="exact" w:val="1140"/>
@@ -4804,12 +4860,6 @@
         </w:tc>
       </w:tr>
       <w:tr>
-        <w:tblPrEx>
-          <w:tblCellMar>
-            <w:top w:w="0" w:type="dxa"/>
-            <w:bottom w:w="0" w:type="dxa"/>
-          </w:tblCellMar>
-        </w:tblPrEx>
         <w:trPr>
           <w:cantSplit/>
           <w:trHeight w:hRule="exact" w:val="567"/>
@@ -5192,12 +5242,6 @@
         </w:tc>
       </w:tr>
       <w:tr>
-        <w:tblPrEx>
-          <w:tblCellMar>
-            <w:top w:w="0" w:type="dxa"/>
-            <w:bottom w:w="0" w:type="dxa"/>
-          </w:tblCellMar>
-        </w:tblPrEx>
         <w:trPr>
           <w:cantSplit/>
           <w:trHeight w:hRule="exact" w:val="563"/>
@@ -5348,12 +5392,6 @@
         </w:tc>
       </w:tr>
       <w:tr>
-        <w:tblPrEx>
-          <w:tblCellMar>
-            <w:top w:w="0" w:type="dxa"/>
-            <w:bottom w:w="0" w:type="dxa"/>
-          </w:tblCellMar>
-        </w:tblPrEx>
         <w:trPr>
           <w:cantSplit/>
           <w:trHeight w:val="563"/>
@@ -5754,12 +5792,6 @@
         </w:tc>
       </w:tr>
       <w:tr>
-        <w:tblPrEx>
-          <w:tblCellMar>
-            <w:top w:w="0" w:type="dxa"/>
-            <w:bottom w:w="0" w:type="dxa"/>
-          </w:tblCellMar>
-        </w:tblPrEx>
         <w:trPr>
           <w:cantSplit/>
           <w:trHeight w:val="589"/>
@@ -5909,12 +5941,6 @@
         </w:tc>
       </w:tr>
       <w:tr>
-        <w:tblPrEx>
-          <w:tblCellMar>
-            <w:top w:w="0" w:type="dxa"/>
-            <w:bottom w:w="0" w:type="dxa"/>
-          </w:tblCellMar>
-        </w:tblPrEx>
         <w:trPr>
           <w:cantSplit/>
           <w:trHeight w:hRule="exact" w:val="1140"/>
@@ -6415,12 +6441,6 @@
         <w:gridCol w:w="2580"/>
       </w:tblGrid>
       <w:tr>
-        <w:tblPrEx>
-          <w:tblCellMar>
-            <w:top w:w="0" w:type="dxa"/>
-            <w:bottom w:w="0" w:type="dxa"/>
-          </w:tblCellMar>
-        </w:tblPrEx>
         <w:trPr>
           <w:cantSplit/>
           <w:trHeight w:hRule="exact" w:val="551"/>
@@ -6446,6 +6466,7 @@
                 <w:sz w:val="40"/>
               </w:rPr>
             </w:pPr>
+            <w:proofErr w:type="spellStart"/>
             <w:r>
               <w:rPr>
                 <w:b/>
@@ -6453,6 +6474,7 @@
               </w:rPr>
               <w:t>Vineri</w:t>
             </w:r>
+            <w:proofErr w:type="spellEnd"/>
           </w:p>
         </w:tc>
         <w:tc>
@@ -6608,12 +6630,6 @@
         </w:tc>
       </w:tr>
       <w:tr>
-        <w:tblPrEx>
-          <w:tblCellMar>
-            <w:top w:w="0" w:type="dxa"/>
-            <w:bottom w:w="0" w:type="dxa"/>
-          </w:tblCellMar>
-        </w:tblPrEx>
         <w:trPr>
           <w:cantSplit/>
           <w:trHeight w:hRule="exact" w:val="687"/>
@@ -6680,13 +6696,39 @@
                 <w:szCs w:val="24"/>
               </w:rPr>
             </w:pPr>
-            <w:r>
-              <w:rPr>
-                <w:sz w:val="24"/>
-                <w:szCs w:val="24"/>
-              </w:rPr>
-              <w:t>Inele și mod. (</w:t>
-            </w:r>
+            <w:proofErr w:type="spellStart"/>
+            <w:r>
+              <w:rPr>
+                <w:sz w:val="24"/>
+                <w:szCs w:val="24"/>
+              </w:rPr>
+              <w:t>Inele</w:t>
+            </w:r>
+            <w:proofErr w:type="spellEnd"/>
+            <w:r>
+              <w:rPr>
+                <w:sz w:val="24"/>
+                <w:szCs w:val="24"/>
+              </w:rPr>
+              <w:t xml:space="preserve"> </w:t>
+            </w:r>
+            <w:proofErr w:type="spellStart"/>
+            <w:r>
+              <w:rPr>
+                <w:sz w:val="24"/>
+                <w:szCs w:val="24"/>
+              </w:rPr>
+              <w:t>și</w:t>
+            </w:r>
+            <w:proofErr w:type="spellEnd"/>
+            <w:r>
+              <w:rPr>
+                <w:sz w:val="24"/>
+                <w:szCs w:val="24"/>
+              </w:rPr>
+              <w:t xml:space="preserve"> mod. (</w:t>
+            </w:r>
+            <w:proofErr w:type="spellStart"/>
             <w:proofErr w:type="gramStart"/>
             <w:r>
               <w:rPr>
@@ -6704,6 +6746,7 @@
               </w:rPr>
               <w:t>par</w:t>
             </w:r>
+            <w:proofErr w:type="spellEnd"/>
             <w:proofErr w:type="gramEnd"/>
             <w:r>
               <w:rPr>
@@ -6722,6 +6765,7 @@
                 <w:lang w:val="it-IT"/>
               </w:rPr>
             </w:pPr>
+            <w:proofErr w:type="spellStart"/>
             <w:r>
               <w:rPr>
                 <w:sz w:val="24"/>
@@ -6735,7 +6779,15 @@
                 <w:sz w:val="24"/>
                 <w:szCs w:val="24"/>
               </w:rPr>
-              <w:t>Popa  419</w:t>
+              <w:t>Popa</w:t>
+            </w:r>
+            <w:proofErr w:type="spellEnd"/>
+            <w:r>
+              <w:rPr>
+                <w:sz w:val="24"/>
+                <w:szCs w:val="24"/>
+              </w:rPr>
+              <w:t xml:space="preserve">  419</w:t>
             </w:r>
             <w:proofErr w:type="gramEnd"/>
             <w:r>
@@ -6833,12 +6885,6 @@
         </w:tc>
       </w:tr>
       <w:tr>
-        <w:tblPrEx>
-          <w:tblCellMar>
-            <w:top w:w="0" w:type="dxa"/>
-            <w:bottom w:w="0" w:type="dxa"/>
-          </w:tblCellMar>
-        </w:tblPrEx>
         <w:trPr>
           <w:cantSplit/>
           <w:trHeight w:hRule="exact" w:val="589"/>
@@ -7084,12 +7130,6 @@
         </w:tc>
       </w:tr>
       <w:tr>
-        <w:tblPrEx>
-          <w:tblCellMar>
-            <w:top w:w="0" w:type="dxa"/>
-            <w:bottom w:w="0" w:type="dxa"/>
-          </w:tblCellMar>
-        </w:tblPrEx>
         <w:trPr>
           <w:cantSplit/>
           <w:trHeight w:hRule="exact" w:val="541"/>
@@ -7308,12 +7348,6 @@
         </w:tc>
       </w:tr>
       <w:tr>
-        <w:tblPrEx>
-          <w:tblCellMar>
-            <w:top w:w="0" w:type="dxa"/>
-            <w:bottom w:w="0" w:type="dxa"/>
-          </w:tblCellMar>
-        </w:tblPrEx>
         <w:trPr>
           <w:cantSplit/>
           <w:trHeight w:hRule="exact" w:val="1140"/>
@@ -7695,12 +7729,6 @@
         </w:tc>
       </w:tr>
       <w:tr>
-        <w:tblPrEx>
-          <w:tblCellMar>
-            <w:top w:w="0" w:type="dxa"/>
-            <w:bottom w:w="0" w:type="dxa"/>
-          </w:tblCellMar>
-        </w:tblPrEx>
         <w:trPr>
           <w:cantSplit/>
           <w:trHeight w:hRule="exact" w:val="1140"/>
@@ -8267,12 +8295,6 @@
         </w:tc>
       </w:tr>
       <w:tr>
-        <w:tblPrEx>
-          <w:tblCellMar>
-            <w:top w:w="0" w:type="dxa"/>
-            <w:bottom w:w="0" w:type="dxa"/>
-          </w:tblCellMar>
-        </w:tblPrEx>
         <w:trPr>
           <w:cantSplit/>
           <w:trHeight w:hRule="exact" w:val="1226"/>
@@ -8298,6 +8320,7 @@
                 <w:sz w:val="40"/>
               </w:rPr>
             </w:pPr>
+            <w:proofErr w:type="spellStart"/>
             <w:r>
               <w:rPr>
                 <w:b/>
@@ -8305,6 +8328,7 @@
               </w:rPr>
               <w:t>Sâmbătă</w:t>
             </w:r>
+            <w:proofErr w:type="spellEnd"/>
           </w:p>
         </w:tc>
         <w:tc>
@@ -8553,12 +8577,6 @@
         </w:tc>
       </w:tr>
       <w:tr>
-        <w:tblPrEx>
-          <w:tblCellMar>
-            <w:top w:w="0" w:type="dxa"/>
-            <w:bottom w:w="0" w:type="dxa"/>
-          </w:tblCellMar>
-        </w:tblPrEx>
         <w:trPr>
           <w:cantSplit/>
           <w:trHeight w:hRule="exact" w:val="1140"/>
@@ -8826,12 +8844,6 @@
         </w:tc>
       </w:tr>
       <w:tr>
-        <w:tblPrEx>
-          <w:tblCellMar>
-            <w:top w:w="0" w:type="dxa"/>
-            <w:bottom w:w="0" w:type="dxa"/>
-          </w:tblCellMar>
-        </w:tblPrEx>
         <w:trPr>
           <w:cantSplit/>
           <w:trHeight w:val="626"/>
@@ -9144,12 +9156,6 @@
         </w:tc>
       </w:tr>
       <w:tr>
-        <w:tblPrEx>
-          <w:tblCellMar>
-            <w:top w:w="0" w:type="dxa"/>
-            <w:bottom w:w="0" w:type="dxa"/>
-          </w:tblCellMar>
-        </w:tblPrEx>
         <w:trPr>
           <w:cantSplit/>
           <w:trHeight w:val="516"/>
@@ -9379,12 +9385,6 @@
         </w:tc>
       </w:tr>
       <w:tr>
-        <w:tblPrEx>
-          <w:tblCellMar>
-            <w:top w:w="0" w:type="dxa"/>
-            <w:bottom w:w="0" w:type="dxa"/>
-          </w:tblCellMar>
-        </w:tblPrEx>
         <w:trPr>
           <w:cantSplit/>
           <w:trHeight w:hRule="exact" w:val="1140"/>
@@ -9727,12 +9727,6 @@
         <w:gridCol w:w="2862"/>
       </w:tblGrid>
       <w:tr>
-        <w:tblPrEx>
-          <w:tblCellMar>
-            <w:top w:w="0" w:type="dxa"/>
-            <w:bottom w:w="0" w:type="dxa"/>
-          </w:tblCellMar>
-        </w:tblPrEx>
         <w:trPr>
           <w:cantSplit/>
           <w:trHeight w:hRule="exact" w:val="560"/>
@@ -9806,7 +9800,23 @@
                 <w:b/>
                 <w:sz w:val="40"/>
               </w:rPr>
-              <w:t>DJ2201(ro)</w:t>
+              <w:t>DJ2201(</w:t>
+            </w:r>
+            <w:proofErr w:type="spellStart"/>
+            <w:r>
+              <w:rPr>
+                <w:b/>
+                <w:sz w:val="40"/>
+              </w:rPr>
+              <w:t>ro</w:t>
+            </w:r>
+            <w:proofErr w:type="spellEnd"/>
+            <w:r>
+              <w:rPr>
+                <w:b/>
+                <w:sz w:val="40"/>
+              </w:rPr>
+              <w:t>)</w:t>
             </w:r>
           </w:p>
         </w:tc>
@@ -9836,133 +9846,161 @@
                 <w:b/>
                 <w:sz w:val="40"/>
               </w:rPr>
-              <w:t>DJ2202(r</w:t>
-            </w:r>
+              <w:t>DJ2202(</w:t>
+            </w:r>
+            <w:proofErr w:type="spellStart"/>
             <w:r>
               <w:rPr>
                 <w:b/>
                 <w:sz w:val="40"/>
               </w:rPr>
-              <w:t>o</w:t>
+              <w:t>r</w:t>
             </w:r>
             <w:r>
               <w:rPr>
                 <w:b/>
                 <w:sz w:val="40"/>
               </w:rPr>
-              <w:t>)</w:t>
-            </w:r>
-          </w:p>
-        </w:tc>
-        <w:tc>
-          <w:tcPr>
-            <w:tcW w:w="2862" w:type="dxa"/>
-            <w:tcBorders>
-              <w:top w:val="single" w:sz="24" w:space="0" w:color="auto"/>
-              <w:left w:val="single" w:sz="4" w:space="0" w:color="auto"/>
-              <w:bottom w:val="single" w:sz="24" w:space="0" w:color="auto"/>
-              <w:right w:val="single" w:sz="4" w:space="0" w:color="auto"/>
-            </w:tcBorders>
-            <w:vAlign w:val="center"/>
-          </w:tcPr>
-          <w:p>
-            <w:pPr>
-              <w:ind w:left="-113" w:right="-113"/>
-              <w:jc w:val="center"/>
-              <w:rPr>
-                <w:b/>
-                <w:sz w:val="28"/>
-                <w:szCs w:val="28"/>
-              </w:rPr>
-            </w:pPr>
+              <w:t>o</w:t>
+            </w:r>
+            <w:proofErr w:type="spellEnd"/>
             <w:r>
               <w:rPr>
                 <w:b/>
                 <w:sz w:val="40"/>
               </w:rPr>
-              <w:t>DJ220</w:t>
-            </w:r>
+              <w:t>)</w:t>
+            </w:r>
+          </w:p>
+        </w:tc>
+        <w:tc>
+          <w:tcPr>
+            <w:tcW w:w="2862" w:type="dxa"/>
+            <w:tcBorders>
+              <w:top w:val="single" w:sz="24" w:space="0" w:color="auto"/>
+              <w:left w:val="single" w:sz="4" w:space="0" w:color="auto"/>
+              <w:bottom w:val="single" w:sz="24" w:space="0" w:color="auto"/>
+              <w:right w:val="single" w:sz="4" w:space="0" w:color="auto"/>
+            </w:tcBorders>
+            <w:vAlign w:val="center"/>
+          </w:tcPr>
+          <w:p>
+            <w:pPr>
+              <w:ind w:left="-113" w:right="-113"/>
+              <w:jc w:val="center"/>
+              <w:rPr>
+                <w:b/>
+                <w:sz w:val="28"/>
+                <w:szCs w:val="28"/>
+              </w:rPr>
+            </w:pPr>
             <w:r>
               <w:rPr>
                 <w:b/>
                 <w:sz w:val="40"/>
               </w:rPr>
-              <w:t>3</w:t>
+              <w:t>DJ220</w:t>
             </w:r>
             <w:r>
               <w:rPr>
                 <w:b/>
                 <w:sz w:val="40"/>
               </w:rPr>
-              <w:t>(r</w:t>
+              <w:t>3</w:t>
             </w:r>
             <w:r>
               <w:rPr>
                 <w:b/>
                 <w:sz w:val="40"/>
               </w:rPr>
-              <w:t>u</w:t>
-            </w:r>
+              <w:t>(</w:t>
+            </w:r>
+            <w:proofErr w:type="spellStart"/>
             <w:r>
               <w:rPr>
                 <w:b/>
                 <w:sz w:val="40"/>
               </w:rPr>
-              <w:t>)</w:t>
-            </w:r>
-          </w:p>
-        </w:tc>
-        <w:tc>
-          <w:tcPr>
-            <w:tcW w:w="2862" w:type="dxa"/>
-            <w:tcBorders>
-              <w:top w:val="single" w:sz="24" w:space="0" w:color="auto"/>
-              <w:left w:val="single" w:sz="4" w:space="0" w:color="auto"/>
-              <w:bottom w:val="single" w:sz="24" w:space="0" w:color="auto"/>
-              <w:right w:val="single" w:sz="4" w:space="0" w:color="auto"/>
-            </w:tcBorders>
-            <w:vAlign w:val="center"/>
-          </w:tcPr>
-          <w:p>
-            <w:pPr>
-              <w:ind w:left="-113" w:right="-113"/>
-              <w:jc w:val="center"/>
+              <w:t>r</w:t>
+            </w:r>
+            <w:r>
               <w:rPr>
                 <w:b/>
                 <w:sz w:val="40"/>
               </w:rPr>
-            </w:pPr>
+              <w:t>u</w:t>
+            </w:r>
+            <w:proofErr w:type="spellEnd"/>
             <w:r>
               <w:rPr>
                 <w:b/>
                 <w:sz w:val="40"/>
               </w:rPr>
-              <w:t>DJ220</w:t>
-            </w:r>
-            <w:r>
+              <w:t>)</w:t>
+            </w:r>
+          </w:p>
+        </w:tc>
+        <w:tc>
+          <w:tcPr>
+            <w:tcW w:w="2862" w:type="dxa"/>
+            <w:tcBorders>
+              <w:top w:val="single" w:sz="24" w:space="0" w:color="auto"/>
+              <w:left w:val="single" w:sz="4" w:space="0" w:color="auto"/>
+              <w:bottom w:val="single" w:sz="24" w:space="0" w:color="auto"/>
+              <w:right w:val="single" w:sz="4" w:space="0" w:color="auto"/>
+            </w:tcBorders>
+            <w:vAlign w:val="center"/>
+          </w:tcPr>
+          <w:p>
+            <w:pPr>
+              <w:ind w:left="-113" w:right="-113"/>
+              <w:jc w:val="center"/>
               <w:rPr>
                 <w:b/>
                 <w:sz w:val="40"/>
               </w:rPr>
-              <w:t>4</w:t>
-            </w:r>
+            </w:pPr>
             <w:r>
               <w:rPr>
                 <w:b/>
                 <w:sz w:val="40"/>
               </w:rPr>
-              <w:t>(ru)</w:t>
+              <w:t>DJ220</w:t>
+            </w:r>
+            <w:r>
+              <w:rPr>
+                <w:b/>
+                <w:sz w:val="40"/>
+              </w:rPr>
+              <w:t>4</w:t>
+            </w:r>
+            <w:r>
+              <w:rPr>
+                <w:b/>
+                <w:sz w:val="40"/>
+              </w:rPr>
+              <w:t>(</w:t>
+            </w:r>
+            <w:proofErr w:type="spellStart"/>
+            <w:r>
+              <w:rPr>
+                <w:b/>
+                <w:sz w:val="40"/>
+              </w:rPr>
+              <w:t>ru</w:t>
+            </w:r>
+            <w:proofErr w:type="spellEnd"/>
+            <w:r>
+              <w:rPr>
+                <w:b/>
+                <w:sz w:val="40"/>
+              </w:rPr>
+              <w:t>)</w:t>
             </w:r>
           </w:p>
         </w:tc>
       </w:tr>
       <w:tr>
-        <w:tblPrEx>
-          <w:tblCellMar>
-            <w:top w:w="0" w:type="dxa"/>
-            <w:bottom w:w="0" w:type="dxa"/>
-          </w:tblCellMar>
-        </w:tblPrEx>
         <w:trPr>
           <w:cantSplit/>
           <w:trHeight w:hRule="exact" w:val="1199"/>
@@ -9989,6 +10027,7 @@
                 <w:lang w:val="ro-RO"/>
               </w:rPr>
             </w:pPr>
+            <w:proofErr w:type="spellStart"/>
             <w:r>
               <w:rPr>
                 <w:b/>
@@ -9996,6 +10035,7 @@
               </w:rPr>
               <w:t>Luni</w:t>
             </w:r>
+            <w:proofErr w:type="spellEnd"/>
           </w:p>
         </w:tc>
         <w:tc>
@@ -10137,12 +10177,6 @@
         </w:tc>
       </w:tr>
       <w:tr>
-        <w:tblPrEx>
-          <w:tblCellMar>
-            <w:top w:w="0" w:type="dxa"/>
-            <w:bottom w:w="0" w:type="dxa"/>
-          </w:tblCellMar>
-        </w:tblPrEx>
         <w:trPr>
           <w:cantSplit/>
           <w:trHeight w:val="1155"/>
@@ -10236,7 +10270,7 @@
                 <w:u w:val="single"/>
                 <w:lang w:val="it-IT"/>
               </w:rPr>
-              <w:t>11:45</w:t>
+              <w:t>11:30</w:t>
             </w:r>
             <w:r>
               <w:rPr>
@@ -10335,12 +10369,6 @@
         </w:tc>
       </w:tr>
       <w:tr>
-        <w:tblPrEx>
-          <w:tblCellMar>
-            <w:top w:w="0" w:type="dxa"/>
-            <w:bottom w:w="0" w:type="dxa"/>
-          </w:tblCellMar>
-        </w:tblPrEx>
         <w:trPr>
           <w:cantSplit/>
           <w:trHeight w:hRule="exact" w:val="1140"/>
@@ -10541,12 +10569,6 @@
         </w:tc>
       </w:tr>
       <w:tr>
-        <w:tblPrEx>
-          <w:tblCellMar>
-            <w:top w:w="0" w:type="dxa"/>
-            <w:bottom w:w="0" w:type="dxa"/>
-          </w:tblCellMar>
-        </w:tblPrEx>
         <w:trPr>
           <w:cantSplit/>
           <w:trHeight w:hRule="exact" w:val="1140"/>
@@ -10783,12 +10805,6 @@
         </w:tc>
       </w:tr>
       <w:tr>
-        <w:tblPrEx>
-          <w:tblCellMar>
-            <w:top w:w="0" w:type="dxa"/>
-            <w:bottom w:w="0" w:type="dxa"/>
-          </w:tblCellMar>
-        </w:tblPrEx>
         <w:trPr>
           <w:cantSplit/>
           <w:trHeight w:hRule="exact" w:val="1140"/>
@@ -10815,6 +10831,7 @@
                 <w:sz w:val="40"/>
               </w:rPr>
             </w:pPr>
+            <w:proofErr w:type="spellStart"/>
             <w:r>
               <w:rPr>
                 <w:b/>
@@ -10822,6 +10839,7 @@
               </w:rPr>
               <w:t>Marţi</w:t>
             </w:r>
+            <w:proofErr w:type="spellEnd"/>
           </w:p>
         </w:tc>
         <w:tc>
@@ -10961,12 +10979,6 @@
         </w:tc>
       </w:tr>
       <w:tr>
-        <w:tblPrEx>
-          <w:tblCellMar>
-            <w:top w:w="0" w:type="dxa"/>
-            <w:bottom w:w="0" w:type="dxa"/>
-          </w:tblCellMar>
-        </w:tblPrEx>
         <w:trPr>
           <w:cantSplit/>
           <w:trHeight w:hRule="exact" w:val="1140"/>
@@ -11145,12 +11157,6 @@
         </w:tc>
       </w:tr>
       <w:tr>
-        <w:tblPrEx>
-          <w:tblCellMar>
-            <w:top w:w="0" w:type="dxa"/>
-            <w:bottom w:w="0" w:type="dxa"/>
-          </w:tblCellMar>
-        </w:tblPrEx>
         <w:trPr>
           <w:cantSplit/>
           <w:trHeight w:hRule="exact" w:val="1140"/>
@@ -11309,12 +11315,6 @@
         </w:tc>
       </w:tr>
       <w:tr>
-        <w:tblPrEx>
-          <w:tblCellMar>
-            <w:top w:w="0" w:type="dxa"/>
-            <w:bottom w:w="0" w:type="dxa"/>
-          </w:tblCellMar>
-        </w:tblPrEx>
         <w:trPr>
           <w:cantSplit/>
           <w:trHeight w:val="1140"/>
@@ -11513,12 +11513,6 @@
         <w:gridCol w:w="2834"/>
       </w:tblGrid>
       <w:tr>
-        <w:tblPrEx>
-          <w:tblCellMar>
-            <w:top w:w="0" w:type="dxa"/>
-            <w:bottom w:w="0" w:type="dxa"/>
-          </w:tblCellMar>
-        </w:tblPrEx>
         <w:trPr>
           <w:cantSplit/>
           <w:trHeight w:hRule="exact" w:val="1140"/>
@@ -11544,6 +11538,7 @@
                 <w:sz w:val="40"/>
               </w:rPr>
             </w:pPr>
+            <w:proofErr w:type="spellStart"/>
             <w:r>
               <w:rPr>
                 <w:b/>
@@ -11551,6 +11546,7 @@
               </w:rPr>
               <w:t>Miercuri</w:t>
             </w:r>
+            <w:proofErr w:type="spellEnd"/>
           </w:p>
         </w:tc>
         <w:tc>
@@ -11689,12 +11685,6 @@
         </w:tc>
       </w:tr>
       <w:tr>
-        <w:tblPrEx>
-          <w:tblCellMar>
-            <w:top w:w="0" w:type="dxa"/>
-            <w:bottom w:w="0" w:type="dxa"/>
-          </w:tblCellMar>
-        </w:tblPrEx>
         <w:trPr>
           <w:cantSplit/>
           <w:trHeight w:val="1162"/>
@@ -11915,12 +11905,6 @@
         </w:tc>
       </w:tr>
       <w:tr>
-        <w:tblPrEx>
-          <w:tblCellMar>
-            <w:top w:w="0" w:type="dxa"/>
-            <w:bottom w:w="0" w:type="dxa"/>
-          </w:tblCellMar>
-        </w:tblPrEx>
         <w:trPr>
           <w:cantSplit/>
           <w:trHeight w:hRule="exact" w:val="1140"/>
@@ -12078,12 +12062,6 @@
         </w:tc>
       </w:tr>
       <w:tr>
-        <w:tblPrEx>
-          <w:tblCellMar>
-            <w:top w:w="0" w:type="dxa"/>
-            <w:bottom w:w="0" w:type="dxa"/>
-          </w:tblCellMar>
-        </w:tblPrEx>
         <w:trPr>
           <w:cantSplit/>
           <w:trHeight w:hRule="exact" w:val="1140"/>
@@ -12259,12 +12237,6 @@
         </w:tc>
       </w:tr>
       <w:tr>
-        <w:tblPrEx>
-          <w:tblCellMar>
-            <w:top w:w="0" w:type="dxa"/>
-            <w:bottom w:w="0" w:type="dxa"/>
-          </w:tblCellMar>
-        </w:tblPrEx>
         <w:trPr>
           <w:cantSplit/>
           <w:trHeight w:hRule="exact" w:val="1140"/>
@@ -12407,12 +12379,6 @@
         </w:tc>
       </w:tr>
       <w:tr>
-        <w:tblPrEx>
-          <w:tblCellMar>
-            <w:top w:w="0" w:type="dxa"/>
-            <w:bottom w:w="0" w:type="dxa"/>
-          </w:tblCellMar>
-        </w:tblPrEx>
         <w:trPr>
           <w:cantSplit/>
           <w:trHeight w:hRule="exact" w:val="1140"/>
@@ -12576,12 +12542,6 @@
         </w:tc>
       </w:tr>
       <w:tr>
-        <w:tblPrEx>
-          <w:tblCellMar>
-            <w:top w:w="0" w:type="dxa"/>
-            <w:bottom w:w="0" w:type="dxa"/>
-          </w:tblCellMar>
-        </w:tblPrEx>
         <w:trPr>
           <w:cantSplit/>
           <w:trHeight w:val="1162"/>
@@ -12741,12 +12701,6 @@
         </w:tc>
       </w:tr>
       <w:tr>
-        <w:tblPrEx>
-          <w:tblCellMar>
-            <w:top w:w="0" w:type="dxa"/>
-            <w:bottom w:w="0" w:type="dxa"/>
-          </w:tblCellMar>
-        </w:tblPrEx>
         <w:trPr>
           <w:cantSplit/>
           <w:trHeight w:hRule="exact" w:val="1140"/>
@@ -13030,12 +12984,6 @@
         <w:gridCol w:w="2834"/>
       </w:tblGrid>
       <w:tr>
-        <w:tblPrEx>
-          <w:tblCellMar>
-            <w:top w:w="0" w:type="dxa"/>
-            <w:bottom w:w="0" w:type="dxa"/>
-          </w:tblCellMar>
-        </w:tblPrEx>
         <w:trPr>
           <w:cantSplit/>
           <w:trHeight w:hRule="exact" w:val="1140"/>
@@ -13061,6 +13009,7 @@
                 <w:sz w:val="40"/>
               </w:rPr>
             </w:pPr>
+            <w:proofErr w:type="spellStart"/>
             <w:r>
               <w:rPr>
                 <w:b/>
@@ -13068,6 +13017,7 @@
               </w:rPr>
               <w:t>Vineri</w:t>
             </w:r>
+            <w:proofErr w:type="spellEnd"/>
           </w:p>
         </w:tc>
         <w:tc>
@@ -13203,12 +13153,6 @@
         </w:tc>
       </w:tr>
       <w:tr>
-        <w:tblPrEx>
-          <w:tblCellMar>
-            <w:top w:w="0" w:type="dxa"/>
-            <w:bottom w:w="0" w:type="dxa"/>
-          </w:tblCellMar>
-        </w:tblPrEx>
         <w:trPr>
           <w:cantSplit/>
           <w:trHeight w:hRule="exact" w:val="1140"/>
@@ -13362,12 +13306,6 @@
         </w:tc>
       </w:tr>
       <w:tr>
-        <w:tblPrEx>
-          <w:tblCellMar>
-            <w:top w:w="0" w:type="dxa"/>
-            <w:bottom w:w="0" w:type="dxa"/>
-          </w:tblCellMar>
-        </w:tblPrEx>
         <w:trPr>
           <w:cantSplit/>
           <w:trHeight w:hRule="exact" w:val="1140"/>
@@ -13514,12 +13452,6 @@
         </w:tc>
       </w:tr>
       <w:tr>
-        <w:tblPrEx>
-          <w:tblCellMar>
-            <w:top w:w="0" w:type="dxa"/>
-            <w:bottom w:w="0" w:type="dxa"/>
-          </w:tblCellMar>
-        </w:tblPrEx>
         <w:trPr>
           <w:cantSplit/>
           <w:trHeight w:hRule="exact" w:val="1140"/>
@@ -13713,12 +13645,6 @@
         </w:tc>
       </w:tr>
       <w:tr>
-        <w:tblPrEx>
-          <w:tblCellMar>
-            <w:top w:w="0" w:type="dxa"/>
-            <w:bottom w:w="0" w:type="dxa"/>
-          </w:tblCellMar>
-        </w:tblPrEx>
         <w:trPr>
           <w:cantSplit/>
           <w:trHeight w:hRule="exact" w:val="1226"/>
@@ -13744,6 +13670,7 @@
                 <w:sz w:val="40"/>
               </w:rPr>
             </w:pPr>
+            <w:proofErr w:type="spellStart"/>
             <w:r>
               <w:rPr>
                 <w:b/>
@@ -13751,6 +13678,7 @@
               </w:rPr>
               <w:t>Sâmbătă</w:t>
             </w:r>
+            <w:proofErr w:type="spellEnd"/>
           </w:p>
         </w:tc>
         <w:tc>
@@ -14008,12 +13936,6 @@
         </w:tc>
       </w:tr>
       <w:tr>
-        <w:tblPrEx>
-          <w:tblCellMar>
-            <w:top w:w="0" w:type="dxa"/>
-            <w:bottom w:w="0" w:type="dxa"/>
-          </w:tblCellMar>
-        </w:tblPrEx>
         <w:trPr>
           <w:cantSplit/>
           <w:trHeight w:hRule="exact" w:val="1140"/>
@@ -14199,12 +14121,6 @@
         </w:tc>
       </w:tr>
       <w:tr>
-        <w:tblPrEx>
-          <w:tblCellMar>
-            <w:top w:w="0" w:type="dxa"/>
-            <w:bottom w:w="0" w:type="dxa"/>
-          </w:tblCellMar>
-        </w:tblPrEx>
         <w:trPr>
           <w:cantSplit/>
           <w:trHeight w:val="623"/>
@@ -14349,12 +14265,6 @@
         </w:tc>
       </w:tr>
       <w:tr>
-        <w:tblPrEx>
-          <w:tblCellMar>
-            <w:top w:w="0" w:type="dxa"/>
-            <w:bottom w:w="0" w:type="dxa"/>
-          </w:tblCellMar>
-        </w:tblPrEx>
         <w:trPr>
           <w:cantSplit/>
           <w:trHeight w:val="575"/>
@@ -14495,12 +14405,6 @@
         </w:tc>
       </w:tr>
       <w:tr>
-        <w:tblPrEx>
-          <w:tblCellMar>
-            <w:top w:w="0" w:type="dxa"/>
-            <w:bottom w:w="0" w:type="dxa"/>
-          </w:tblCellMar>
-        </w:tblPrEx>
         <w:trPr>
           <w:cantSplit/>
           <w:trHeight w:hRule="exact" w:val="1140"/>
@@ -15559,11 +15463,15 @@
   </w:style>
   <w:style w:type="character" w:default="1" w:styleId="DefaultParagraphFont">
     <w:name w:val="Default Paragraph Font"/>
+    <w:uiPriority w:val="1"/>
     <w:semiHidden/>
+    <w:unhideWhenUsed/>
   </w:style>
   <w:style w:type="table" w:default="1" w:styleId="TableNormal">
     <w:name w:val="Normal Table"/>
+    <w:uiPriority w:val="99"/>
     <w:semiHidden/>
+    <w:unhideWhenUsed/>
     <w:tblPr>
       <w:tblInd w:w="0" w:type="dxa"/>
       <w:tblCellMar>
@@ -15576,7 +15484,9 @@
   </w:style>
   <w:style w:type="numbering" w:default="1" w:styleId="NoList">
     <w:name w:val="No List"/>
+    <w:uiPriority w:val="99"/>
     <w:semiHidden/>
+    <w:unhideWhenUsed/>
   </w:style>
 </w:styles>
 </file>
